--- a/example_articles/gender/Women/6.gender_Women_Other_publisher.docx
+++ b/example_articles/gender/Women/6.gender_Women_Other_publisher.docx
@@ -7,11 +7,7 @@
         <w:pStyle w:val="Heading1"/>
       </w:pPr>
       <w:r>
-        <w:t>Tales of love and war;</w:t>
-        <w:br/>
-        <w:t>Basinger and Baldwin set off sparks;</w:t>
-        <w:br/>
-        <w:t>'Marrying Man' leaves battle scars</w:t>
+        <w:t>Vanna gets a turn on 'L.A. Law'</w:t>
       </w:r>
     </w:p>
     <w:p>
@@ -21,22 +17,22 @@
     </w:p>
     <w:p>
       <w:r>
-        <w:t>Date: 1991-04-04</w:t>
+        <w:t>Date: 1990-10-17</w:t>
       </w:r>
     </w:p>
     <w:p>
       <w:r>
-        <w:t>Section: LIFE; Pg. 1D; Cover Story</w:t>
+        <w:t>Section: LIFE; Jeannie Williams; Pg. 2D; People</w:t>
       </w:r>
     </w:p>
     <w:p>
       <w:r>
-        <w:t>Source file: Other publishers/Files (500) (30).DOCX</w:t>
+        <w:t>Source file: Other publishers/Files (500) (21).DOCX</w:t>
       </w:r>
     </w:p>
     <w:p>
       <w:r>
-        <w:t>Raw gender result, 'gender': Mostly women</w:t>
+        <w:t>Raw gender result, 'gender': Female</w:t>
       </w:r>
     </w:p>
     <w:p>
@@ -53,79 +49,27 @@
     </w:p>
     <w:p>
       <w:r>
-        <w:t>Not many sets in recent moviemaking history have generated as much gossip about two troublesome leading stars as The Marrying Man, a Disney comedy opening Friday.</w:t>
+        <w:t>Vanna White's lucky letters are L.A., as in L.A. Law. The letter-turner par excellence has signed to guest on that NBC show, and the first segment will be filmed this weekend.</w:t>
         <w:br/>
-        <w:t>But then again, not many stars generate as much heat as Kim Basinger and Alec Baldwin - on-screen or off. Did you see them on Oscar night? They were like a prom king and queen - center stage, radiant and lovey-dovey.</w:t>
+        <w:t>In the episode, Douglas Brackman, played by Alan Rachins, will be a contestant on Wheel of Fortune, and will fall in love with Vanna - the real Vanna, playing herself. The Law folks are so high on this idea that she is also signed for a second episode, to film in December - and, if you can stand it, Vanna has a chance to become a recurring character on this long-running hit show.</w:t>
         <w:br/>
-        <w:t>The minute they kissed in Central Park on Earth Day last year, they became one of Hollywood's glamour couples. She visited him at his home in the Hamptons during the summer. Their families met each other over a Southern Thanksgiving dinner.</w:t>
+        <w:t>Those offices will never be the same. Harry, Corbin, Jimmy, are you ready?</w:t>
         <w:br/>
-        <w:t>A gorgeous Georgia peach with one of the drop-dead handsome Baldwin boys? Too perfect. It began when the screen god and goddess signed to make a movie together.</w:t>
+        <w:t xml:space="preserve"> JUST GUESS: Guess who makes bad boys Charlie Sheen and Nicolas Cage blush? Supermodel Claudia Schiffer. On an 11-city tour for Guess? Parfum, the Bardot- look-alike hits star-studded Los Angeles Saturday for one of two big parties. Mickey Rourke, Richard Grieco and Danny Ponce also turned out to shake her hand. Today, she hits Miami for the tour's second party, given by club owner Peter Stringfellow. Some Dolphins may be lucky enough to meet her.</w:t>
         <w:br/>
-        <w:t>But then the sweet fairy tale began to curdle.</w:t>
+        <w:t xml:space="preserve"> YOUNG AND PRETTY: Julia Roberts begins work early next month in San Francisco on Dying Young for 20th Century Fox - and she's got another man who needs her help. Instead of Richard Gere, it's Campbell Scott (Longtime Companion and ABC's The Kennedys of Massachusetts), son of George C. Scott and Colleen Dewhurst. Roberts plays a young working-class woman who answers a newspaper ad to care for Scott as a rich and dying leukemia victim. Of course, they fall in love. (We'll see her next year in Sleeping With the Enemy.)</w:t>
         <w:br/>
-        <w:t>Filming The Marrying Man ''was the worst situation anyone could imagine - ever,'' Basinger says. ''I've never seen anything like it and hope to never see it again.'' In fact, she hasn't viewed the finished product and doesn't plan to until it's out on video. Baldwin, in Chicago to film Prelude to a Kiss, isn't talking.</w:t>
+        <w:t>Dying Young producers are Sally Field and Kevin McCormick; director is Joel Schumacher (Flatliners).</w:t>
         <w:br/>
-        <w:t>The set of The Marrying Man was a study in acrimony, according to most reports. The studio firing off memos right and left. Kim pouting about rehearsals. Alec bashing phones that wouldn't work.</w:t>
+        <w:t xml:space="preserve"> COUPLES: You've got to love the tabloids. One week, they have Nicole Kidman and Tom Cruise breaking up. The next, it's that Nicole is pregnant. Well, they are still dating, says his spokeswoman, and no, she is NOT expecting, say both his and her spokeswomen. But - Cruise is a free man: His divorce from Mimi Rogers is in fact final.</w:t>
         <w:br/>
-        <w:t>She was notoriously late. He shed his good-boy reputation and threw tantrums. They wanted new dressing rooms. Demanded rewrites of the Neil Simon screenplay.</w:t>
+        <w:t xml:space="preserve"> UPDATE: Oscar-winner Jessica Tandy's secretary won't comment on reports that Tandy is fighting cancer and receiving chemotherapy.</w:t>
         <w:br/>
-        <w:t>Basinger, 37, and Baldwin, 33, have said the reports are ''distorted or outright lies.''</w:t>
+        <w:t>Tandy, 81, ''has had angina for nine or 10 years and it's under control. She has made many films since then,'' said Sylvia Brooks. Asked about a report of surgery for stomach cancer, Brooks said, ''All I know is that she had some gynecological surgery.''</w:t>
         <w:br/>
-        <w:t>But Premiere magazine editor Susan Lyne said she got ''numerous calls'' from crew members urging a piece about the couple's antics. The February issue detailed it all - right down to their ''unrepeatable'' sweet nothings overheard in a car between takes of a scene.</w:t>
+        <w:t>Tandy and husband Hume Cronyn, 79, also made news by finally getting a previously denied variance on their Easton, Conn., property. They wanted to enlarge a garage, thinking that they might need outside help as they grew older, Brooks said. The need is now urgent, said Cronyn.</w:t>
         <w:br/>
-        <w:t>Hollywood was buzzing.</w:t>
-        <w:br/>
-        <w:t>Finally, the film wrapped - until the producers decided to shoot new endings (the original one wound up being used). That's when producer David Permut ordered T-shirts reading ''I survived the re-shoot of The Marrying Man'' and sent them all over Tinseltown.</w:t>
-        <w:br/>
-        <w:t>''One has to maintain a sense of humor about being in this business,'' Permut says.</w:t>
-        <w:br/>
-        <w:t>Now, the wagons are circling around the couple on the eve of the opening of the movie - the story of a charming playboy who falls in love with, but can't stay married to, a sultry Las Vegas nightclub singer.</w:t>
-        <w:br/>
-        <w:t>''I directed the picture and there were some bumps,'' Jerry Rees says, ''but I'm happy.''</w:t>
-        <w:br/>
-        <w:t>''Alec is a nice guy, one of the brightest I've ever met,'' co-star Paul Reiser says. ''I don't know why the press made such a big deal.''</w:t>
-        <w:br/>
-        <w:t>Blake Edwards, who directed Basinger in The Man Who Loved Women and Blind Date, and who has known her for 11 years, read the Premiere piece and fired off a letter defending her as a ''joy to work with.'' And Baldwin, writes The Hunt for Red October producer Mace Neufeld, ''is a dedicated professional who worked harmoniously with cast and crew.''</w:t>
-        <w:br/>
-        <w:t>A classically trained actor who likes to play Dvorak in his trailer while working, Baldwin has been called a ''working-class Cary Grant'' by Oliver Stone. Neufeld has said Baldwin reminded him of Kevin Costner at their first meeting - with the right stuff to be ''a major leading man.'' And Elizabeth McGovern, who worked with him on She's Having a Baby, found him ''really fascinating.''</w:t>
-        <w:br/>
-        <w:t>Basinger left Athens, Ga., to model in New York, but soon decided she needed to head to Hollywood if she wanted to become a star. Described in a recent Cosmopolitan piece as ''an avalanche'' and a ''volcano,'' she did a nude Playboy spread in 1983 and went on to sweat a lot with Mickey Rourke in the steamy 91/2 Weeks. Earthy and enchanting, she has a big down-home laugh. Her eight-year marriage to makeup artist Ron Britton ended in 1989, about the time she co-starred in Batman.</w:t>
-        <w:br/>
-        <w:t>Basinger has been building clout as an actress. But it's music that really gets her going. She planned to make an album with Prince, but it fell through. In The Marrying Man, she sings six songs herself, reminiscent of Michelle Pfeiffer in The Fabulous Baker Boys. A soundtrack album is in stores Tuesday.</w:t>
-        <w:br/>
-        <w:t>Those involved in Marrying Man won't elaborate on the filming. Permut says the movie turned out ''just great'' and that's all that's important now.</w:t>
-        <w:br/>
-        <w:t>As for how the hoopla may affect Basinger's and Baldwin's careers, co-star Fisher Stevens (Pfeiffer's steady) doesn't think it'll make a difference. ''Let's face it, they're hot. Hollywood forgets very fast. People forget. Like they say, history has no memory.</w:t>
-        <w:br/>
-        <w:t>''I think they're both very talented,'' he adds. ''But hopefully (the controversy) will help ticket sales.''</w:t>
-        <w:br/>
-        <w:t>Whatever transpired during filming seems to have done little damage to the finished movie. Early audience reaction is favorable. Time magazine's review says, ''You know the old show-biz saying: Bad rehearsal, good show.  Or in this case, pretty good show.''</w:t>
-        <w:br/>
-        <w:t>What is known is that Baldwin and Basinger somehow got themselves into an adversarial position with the powerful, cost-conscious hands-on Disney studio. So much so that Disney chief Jeffrey Katzenberg chided them publicly, calling them ''irresponsible actors.''</w:t>
-        <w:br/>
-        <w:t>''When they asked me to do Marrying Man,'' Basinger says, ''it was not a story about a girl who could sing well. It was about a lousy lounge singer. I did not want to play that part.</w:t>
-        <w:br/>
-        <w:t>''I wanted it changed. That started hell. … I thought hell was below us, but it fell right on my head.''</w:t>
-        <w:br/>
-        <w:t>Other elements contributed. Basinger and Baldwin were major personalities. But so was Neil Simon, who wrote Marrying Man. ''It was an unhappy experience,'' Simon says. He wanted to rehearse as he does for stage productions; Basinger didn't. He walked off the set two weeks into shooting.</w:t>
-        <w:br/>
-        <w:t>And Rees was a first-time director. An animation specialist, his last film was The Brave Little Toaster.</w:t>
-        <w:br/>
-        <w:t>Rees describes Basinger as ''a very creative obsessive person'' who was saddened because production had to move so fast there wasn't time to nail every scene.</w:t>
-        <w:br/>
-        <w:t>That his hot stars were in love on the set didn't bother Rees, he says. Nor did gossip that their trailer was moving between shots. ''I'm happy for people who find happiness. If they're in love, I think it's terrific.''</w:t>
-        <w:br/>
-        <w:t>Rees adds that he was amused by rumors that swirled throughout production, including a whopper that he had had a nervous breakdown (he had pneumonia, he says. ''Ask my doctor.'') Two other favorites, neither true, he says: That Basinger walked naked to the set one day and that she and Baldwin had a fist fight.</w:t>
-        <w:br/>
-        <w:t>Stevens, who plays a pal of Baldwin's in the movie, says Rees ''went through the ringer'' making the movie. ''He worked on this movie a year and a half. Now, he could handle a movie with Saddam Hussein.''</w:t>
-        <w:br/>
-        <w:t>Basinger and Baldwin said in a statement at the onset of trouble that ''it was not the movie we agreed to do.'' That's why they are reluctant to do interviews for it now.</w:t>
-        <w:br/>
-        <w:t>In one early Marrying Man scene, Baldwin first lays eyes on Basinger. She's onstage, singing in a tight gown. His jaw drops. His buddies can't break his stare. Finally tearing himself away, he tells his pals he has to leave, he has to get away from her.</w:t>
-        <w:br/>
-        <w:t>He's hot for her, he tells them, and ''Hot has always gotten me into trouble!''</w:t>
-        <w:br/>
-        <w:t xml:space="preserve"> Contributing: David Patrick Stearns, Karen Thomas</w:t>
+        <w:t xml:space="preserve"> HOT TIX: Essence magazine gives its annual awards Friday at Radio City Music Hall. Bill Cosby is host, Oprah Winfrey is special guest; honorees from Whitney Houston to Leontyne Price, and a tribute to Winnie Mandela.</w:t>
         <w:br/>
         <w:br/>
         <w:t>Graphic</w:t>
@@ -133,11 +77,7 @@
         <w:br/>
         <w:t xml:space="preserve"> </w:t>
         <w:br/>
-        <w:t>PHOTO; color, Ron Batzdorff</w:t>
-        <w:br/>
-        <w:t xml:space="preserve"> </w:t>
-        <w:br/>
-        <w:t>CUTLINE: TOO HOT TO HANDLE: Kim Basinger, as singer Vicki Anderson, and Alec Baldwin, as millionaire Charley Pearl, feuded with studio execs throughout filming of 'The Marrying Man.'</w:t>
+        <w:t>PHOTO; b/w (Jeannie Williams)</w:t>
       </w:r>
     </w:p>
     <w:sectPr>

--- a/example_articles/gender/Women/6.gender_Women_Other_publisher.docx
+++ b/example_articles/gender/Women/6.gender_Women_Other_publisher.docx
@@ -7,7 +7,7 @@
         <w:pStyle w:val="Heading1"/>
       </w:pPr>
       <w:r>
-        <w:t>Vanna gets a turn on 'L.A. Law'</w:t>
+        <w:t>Reform Party needs Martha Stewart for president</w:t>
       </w:r>
     </w:p>
     <w:p>
@@ -17,22 +17,22 @@
     </w:p>
     <w:p>
       <w:r>
-        <w:t>Date: 1990-10-17</w:t>
+        <w:t>Date: 1999-10-12</w:t>
       </w:r>
     </w:p>
     <w:p>
       <w:r>
-        <w:t>Section: LIFE; Jeannie Williams; Pg. 2D; People</w:t>
+        <w:t>Section: NEWS;</w:t>
       </w:r>
     </w:p>
     <w:p>
       <w:r>
-        <w:t>Source file: Other publishers/Files (500) (21).DOCX</w:t>
+        <w:t>Source file: Other publishers/Files (500) (27).DOCX</w:t>
       </w:r>
     </w:p>
     <w:p>
       <w:r>
-        <w:t>Raw gender result, 'gender': Female</w:t>
+        <w:t>Raw gender result, 'gender': Mostly women</w:t>
       </w:r>
     </w:p>
     <w:p>
@@ -49,27 +49,209 @@
     </w:p>
     <w:p>
       <w:r>
-        <w:t>Vanna White's lucky letters are L.A., as in L.A. Law. The letter-turner par excellence has signed to guest on that NBC show, and the first segment will be filmed this weekend.</w:t>
+        <w:t>I don't know whether members of the Reform Party ever accept any</w:t>
         <w:br/>
-        <w:t>In the episode, Douglas Brackman, played by Alan Rachins, will be a contestant on Wheel of Fortune, and will fall in love with Vanna - the real Vanna, playing herself. The Law folks are so high on this idea that she is also signed for a second episode, to film in December - and, if you can stand it, Vanna has a chance to become a recurring character on this long-running hit show.</w:t>
+        <w:t>political "Hints from Heloise," but someone ought to tell them</w:t>
         <w:br/>
-        <w:t>Those offices will never be the same. Harry, Corbin, Jimmy, are you ready?</w:t>
+        <w:t>that instead of paying so much attention to an ever-growing cast</w:t>
         <w:br/>
-        <w:t xml:space="preserve"> JUST GUESS: Guess who makes bad boys Charlie Sheen and Nicolas Cage blush? Supermodel Claudia Schiffer. On an 11-city tour for Guess? Parfum, the Bardot- look-alike hits star-studded Los Angeles Saturday for one of two big parties. Mickey Rourke, Richard Grieco and Danny Ponce also turned out to shake her hand. Today, she hits Miami for the tour's second party, given by club owner Peter Stringfellow. Some Dolphins may be lucky enough to meet her.</w:t>
+        <w:t>of fruitcake candidates, they ought to be paying closer attention</w:t>
         <w:br/>
-        <w:t xml:space="preserve"> YOUNG AND PRETTY: Julia Roberts begins work early next month in San Francisco on Dying Young for 20th Century Fox - and she's got another man who needs her help. Instead of Richard Gere, it's Campbell Scott (Longtime Companion and ABC's The Kennedys of Massachusetts), son of George C. Scott and Colleen Dewhurst. Roberts plays a young working-class woman who answers a newspaper ad to care for Scott as a rich and dying leukemia victim. Of course, they fall in love. (We'll see her next year in Sleeping With the Enemy.)</w:t>
+        <w:t>to America's premier fruitcake-maker, Martha Stewart.</w:t>
         <w:br/>
-        <w:t>Dying Young producers are Sally Field and Kevin McCormick; director is Joel Schumacher (Flatliners).</w:t>
+        <w:t>In her role as the "hostess with the mostest," Martha Stewart</w:t>
         <w:br/>
-        <w:t xml:space="preserve"> COUPLES: You've got to love the tabloids. One week, they have Nicole Kidman and Tom Cruise breaking up. The next, it's that Nicole is pregnant. Well, they are still dating, says his spokeswoman, and no, she is NOT expecting, say both his and her spokeswomen. But - Cruise is a free man: His divorce from Mimi Rogers is in fact final.</w:t>
+        <w:t>pays a lot of attention to a constituency that both the Democratic</w:t>
         <w:br/>
-        <w:t xml:space="preserve"> UPDATE: Oscar-winner Jessica Tandy's secretary won't comment on reports that Tandy is fighting cancer and receiving chemotherapy.</w:t>
+        <w:t>and Republican parties long have ignored.</w:t>
         <w:br/>
-        <w:t>Tandy, 81, ''has had angina for nine or 10 years and it's under control. She has made many films since then,'' said Sylvia Brooks. Asked about a report of surgery for stomach cancer, Brooks said, ''All I know is that she had some gynecological surgery.''</w:t>
+        <w:t>Dissed, even.</w:t>
         <w:br/>
-        <w:t>Tandy and husband Hume Cronyn, 79, also made news by finally getting a previously denied variance on their Easton, Conn., property. They wanted to enlarge a garage, thinking that they might need outside help as they grew older, Brooks said. The need is now urgent, said Cronyn.</w:t>
+        <w:t>I'm speaking, of course, about women who genuinely value hearth</w:t>
         <w:br/>
-        <w:t xml:space="preserve"> HOT TIX: Essence magazine gives its annual awards Friday at Radio City Music Hall. Bill Cosby is host, Oprah Winfrey is special guest; honorees from Whitney Houston to Leontyne Price, and a tribute to Winnie Mandela.</w:t>
+        <w:t>and home. About mothers who highly prize family life.</w:t>
+        <w:br/>
+        <w:t>Now, one of the oldest clichés around is that politicians</w:t>
+        <w:br/>
+        <w:t>have a deep affection for the moms who hold the babies they love</w:t>
+        <w:br/>
+        <w:t>to kiss. But when you get beyond all of the feel-good "motherhood</w:t>
+        <w:br/>
+        <w:t>and apple pie" rhetoric, most politicians actually would rather</w:t>
+        <w:br/>
+        <w:t>see Rosie riveting than mothering her children.</w:t>
+        <w:br/>
+        <w:t>The Republicans, the party of big business, want Rosie to rivet</w:t>
+        <w:br/>
+        <w:t>because her presence in the labor force makes it easier for employers</w:t>
+        <w:br/>
+        <w:t>to keep wages low and stock dividends high.</w:t>
+        <w:br/>
+        <w:t>The Democrats, the party of big government, want Rosie to rivet</w:t>
+        <w:br/>
+        <w:t>because her paid work can be taxed and used to pay for various</w:t>
+        <w:br/>
+        <w:t>government programs (including some, such as day care, that we</w:t>
+        <w:br/>
+        <w:t>are told must be funded because mothers these days "have to"</w:t>
+        <w:br/>
+        <w:t>work full time).</w:t>
+        <w:br/>
+        <w:t>Unfortunately, if anyone questions any of this, the knee-jerk</w:t>
+        <w:br/>
+        <w:t>response is to accuse him or her of trying to turn back the clock</w:t>
+        <w:br/>
+        <w:t>to the days when women didn't have many career opportunities.</w:t>
+        <w:br/>
+        <w:t>This response often resonates because work is a good thing, and</w:t>
+        <w:br/>
+        <w:t>women understandably enjoy the creative expression often found</w:t>
+        <w:br/>
+        <w:t>in the world of work.</w:t>
+        <w:br/>
+        <w:t>But most women believe children are a good thing, too. And when</w:t>
+        <w:br/>
+        <w:t>push comes to shove, recent surveys show that most employed mothers</w:t>
+        <w:br/>
+        <w:t>would prefer to organize their work life around their family responsibilities</w:t>
+        <w:br/>
+        <w:t>rather than organize their family life around their work. For</w:t>
+        <w:br/>
+        <w:t>example, a Los Angeles Times survey this year found that</w:t>
+        <w:br/>
+        <w:t>four out of five mothers would prefer to spend more of their time</w:t>
+        <w:br/>
+        <w:t>mothering than riveting.</w:t>
+        <w:br/>
+        <w:t>In light of such sentiments, most politicians know better than</w:t>
+        <w:br/>
+        <w:t>to challenge the need for family time directly. Indeed, some remember</w:t>
+        <w:br/>
+        <w:t>how a former U.S. senator from Georgia was embarrassed several</w:t>
+        <w:br/>
+        <w:t>years ago when his public worries about a workplace "brain drain"</w:t>
+        <w:br/>
+        <w:t>if mothers devoted more time to mothering evoked this response:</w:t>
+        <w:br/>
+        <w:t>"Are you saying, senator, that only stupid women should care</w:t>
+        <w:br/>
+        <w:t>for America's children?"</w:t>
+        <w:br/>
+        <w:t>Moreover, some politicians learned long ago that they can preen</w:t>
+        <w:br/>
+        <w:t>and crow about passing such laws as the Family and Medical Leave</w:t>
+        <w:br/>
+        <w:t>Act, as long as no one publicizes the fact that they intentionally</w:t>
+        <w:br/>
+        <w:t>offered only crumbs to mothers. Indeed, during the family leave</w:t>
+        <w:br/>
+        <w:t>debate, the bill's chief architect, Edward Zigler of Yale, warned</w:t>
+        <w:br/>
+        <w:t>members of Congress that lengthening the short-term leave period</w:t>
+        <w:br/>
+        <w:t>"might actually discourage women from working" because the longer</w:t>
+        <w:br/>
+        <w:t>a woman has to forge a strong bond with her new baby, the less</w:t>
+        <w:br/>
+        <w:t>apt she is to want to return to full-time employment.</w:t>
+        <w:br/>
+        <w:t>Now, I don't want to paint with too broad a brush. Or to insinuate</w:t>
+        <w:br/>
+        <w:t>that every elected official -- or every business executive, for</w:t>
+        <w:br/>
+        <w:t>that matter -- is deliberately trying to stack the deck against</w:t>
+        <w:br/>
+        <w:t>mothering. I know that is not the case.</w:t>
+        <w:br/>
+        <w:t>But there really is a sinister side to the work-and-family debate.</w:t>
+        <w:br/>
+        <w:t>It can be seen in the perverse incentives of the dependent-care</w:t>
+        <w:br/>
+        <w:t>tax credit, which allows a millionaire household with a live-in</w:t>
+        <w:br/>
+        <w:t>nanny to receive hundreds of dollars in day-care tax benefits,</w:t>
+        <w:br/>
+        <w:t>while a working class family that cares for its own children receives</w:t>
+        <w:br/>
+        <w:t>nothing.</w:t>
+        <w:br/>
+        <w:t>It can be seen in the words of the hotel-business executives who</w:t>
+        <w:br/>
+        <w:t>told me that providing on-site day care gave their corporation</w:t>
+        <w:br/>
+        <w:t>greater leverage in pressuring employees to work past the normal</w:t>
+        <w:br/>
+        <w:t>quitting time.</w:t>
+        <w:br/>
+        <w:t>And it can be seen in the proliferation of corporate day-care</w:t>
+        <w:br/>
+        <w:t>programs for sick children, which often use cutesy names like</w:t>
+        <w:br/>
+        <w:t>"Chicken Soup" to mask the fact that they expect employed parents</w:t>
+        <w:br/>
+        <w:t>to treat their ill kids much like dry cleaning: dropped off in</w:t>
+        <w:br/>
+        <w:t>the morning, retrieved in the evening.</w:t>
+        <w:br/>
+        <w:t>Maybe I am missing something, but these family-time concerns seem</w:t>
+        <w:br/>
+        <w:t>like natural issues for the Reform Party, especially given its</w:t>
+        <w:br/>
+        <w:t>appreciation for the role that quality-of-life considerations</w:t>
+        <w:br/>
+        <w:t>ought to play in economic decision-making and its need to draw</w:t>
+        <w:br/>
+        <w:t>support from more than just the "angry white men" who have voted</w:t>
+        <w:br/>
+        <w:t>for Ross Perot, Pat Buchanan and Jesse Ventura in the past.</w:t>
+        <w:br/>
+        <w:t>To be sure, Martha Stewart isn't the perfect Reform Party candidate</w:t>
+        <w:br/>
+        <w:t>-- or, for that matter, the perfect homemaker. (Like her biblical</w:t>
+        <w:br/>
+        <w:t>namesake, Martha seems to understand the form of homemaking --</w:t>
+        <w:br/>
+        <w:t>creating ambience -- far better than the substance of homemaking</w:t>
+        <w:br/>
+        <w:t>-- relationship building.)</w:t>
+        <w:br/>
+        <w:t>Still, Martha's extraordinary success suggests that there are</w:t>
+        <w:br/>
+        <w:t>millions of home-centered women and family-oriented men who would</w:t>
+        <w:br/>
+        <w:t>share scholar David Blankenhorn's concern that today's work-family</w:t>
+        <w:br/>
+        <w:t>debate gives short shrift to the needs of children. Indeed, in</w:t>
+        <w:br/>
+        <w:t>a fascinating speech to Social Democrats, USA this year, Blankenhorn</w:t>
+        <w:br/>
+        <w:t>blasted Vice President Gore for endorsing an expansion of day-care</w:t>
+        <w:br/>
+        <w:t>tax credits and other policies "designed to free up parents to</w:t>
+        <w:br/>
+        <w:t>spend more time as workers" rather than "to free up workers</w:t>
+        <w:br/>
+        <w:t>to spend more time as parents."</w:t>
+        <w:br/>
+        <w:t>I do not know whether the Reform Party can shed its fascination</w:t>
+        <w:br/>
+        <w:t>with fruitcakes long enough to seize this political opportunity,</w:t>
+        <w:br/>
+        <w:t>or whether some current major-party candidate can find a way to</w:t>
+        <w:br/>
+        <w:t>appeal -- beyond lip service -- to the family-time concerns of</w:t>
+        <w:br/>
+        <w:t>home-minded women (George W. Bush, call your mother!).</w:t>
+        <w:br/>
+        <w:t>But I do know that America's children are not well served by the</w:t>
+        <w:br/>
+        <w:t>political and economic forces currently allied against mothering.</w:t>
+        <w:br/>
+        <w:t>And I suspect that, if they had a voice, America's kids would</w:t>
+        <w:br/>
+        <w:t>want the next president's "kitchen cabinet" to be full of people</w:t>
+        <w:br/>
+        <w:t>who genuinely appreciate Martha's hearth-and-home constituency.</w:t>
         <w:br/>
         <w:br/>
         <w:t>Graphic</w:t>
@@ -77,7 +259,7 @@
         <w:br/>
         <w:t xml:space="preserve"> </w:t>
         <w:br/>
-        <w:t>PHOTO; b/w (Jeannie Williams)</w:t>
+        <w:t>GRAPHIC, b/w, Web Bryant, USA TODAY(Caricature)</w:t>
       </w:r>
     </w:p>
     <w:sectPr>
